--- a/runs/W_11042026/Outline F2 11_04.docx
+++ b/runs/W_11042026/Outline F2 11_04.docx
@@ -271,7 +271,7 @@
               <w:rPr>
                 <w:sz w:val="19"/>
               </w:rPr>
-              <w:t>6/6 (2 manual)</w:t>
+              <w:t>5/5 (1 manual)</w:t>
             </w:r>
           </w:p>
         </w:tc>
@@ -403,7 +403,73 @@
               <w:rPr>
                 <w:sz w:val="19"/>
               </w:rPr>
-              <w:t>4/4 (1 manual)</w:t>
+              <w:t>4/4 (1 manual) + Jeff's 10/14 video</w:t>
+            </w:r>
+          </w:p>
+        </w:tc>
+      </w:tr>
+      <w:tr>
+        <w:tc>
+          <w:tcPr>
+            <w:tcW w:type="dxa" w:w="1152"/>
+          </w:tcPr>
+          <w:p>
+            <w:pPr>
+              <w:spacing w:after="40"/>
+            </w:pPr>
+            <w:r>
+              <w:rPr>
+                <w:sz w:val="19"/>
+              </w:rPr>
+              <w:t>Break</w:t>
+            </w:r>
+          </w:p>
+        </w:tc>
+        <w:tc>
+          <w:tcPr>
+            <w:tcW w:type="dxa" w:w="5616"/>
+          </w:tcPr>
+          <w:p>
+            <w:pPr>
+              <w:spacing w:after="40"/>
+            </w:pPr>
+            <w:r>
+              <w:rPr>
+                <w:sz w:val="19"/>
+              </w:rPr>
+              <w:t>Chapter — inside B, after beat 4 (Butler County) and before beat 5 (Lynda); added 10/28</w:t>
+            </w:r>
+          </w:p>
+        </w:tc>
+        <w:tc>
+          <w:tcPr>
+            <w:tcW w:type="dxa" w:w="2016"/>
+          </w:tcPr>
+          <w:p>
+            <w:pPr>
+              <w:spacing w:after="40"/>
+            </w:pPr>
+            <w:r>
+              <w:rPr>
+                <w:sz w:val="19"/>
+              </w:rPr>
+              <w:t>—</w:t>
+            </w:r>
+          </w:p>
+        </w:tc>
+        <w:tc>
+          <w:tcPr>
+            <w:tcW w:type="dxa" w:w="1152"/>
+          </w:tcPr>
+          <w:p>
+            <w:pPr>
+              <w:spacing w:after="40"/>
+            </w:pPr>
+            <w:r>
+              <w:rPr>
+                <w:sz w:val="19"/>
+              </w:rPr>
+              <w:t>—</w:t>
             </w:r>
           </w:p>
         </w:tc>
@@ -659,7 +725,7 @@
         <w:spacing w:after="40"/>
       </w:pPr>
       <w:r>
-        <w:t>B runs 5 beats, over the 2–4 for a B, because of the news peg. Keep it heavy, or fold beat 5 into the fix. B beat 1's Who is the FTC and 20 states, not a person; the lawsuit is the peg, and Lori (beat 2) is the human lead.</w:t>
+        <w:t>B runs 6 beats with the 10/14 callback (added 10/28), over the 2–4 for a B. Keep it heavy, or fold beat 6 into the fix. B beat 2's Who is the FTC and 20 states, not a person; the lawsuit is the peg, and Lori (beat 3) is the human lead. The callback turns the 10/14 repeat risk into "we warned you"; never "we made a difference" (the FTC suit came out of its own investigation).</w:t>
       </w:r>
     </w:p>
     <w:p>
@@ -677,7 +743,7 @@
         <w:spacing w:after="40"/>
       </w:pPr>
       <w:r>
-        <w:t>Videos: 4 TikTok beats (A1, A2, B2, C2) are in the manual lane. TikTok refuses requests from this container, so the plan's in/out points for them are unverified; pull and check them by hand.</w:t>
+        <w:t>Videos: 3 TikTok beats (A2, B3, C2; the room cut A1's on 10/28) are in the manual lane. TikTok refuses requests from this container, so the plan's in/out points for them are unverified; pull and check them by hand.</w:t>
       </w:r>
     </w:p>
     <w:p>
@@ -963,7 +1029,7 @@
               <w:rPr>
                 <w:sz w:val="19"/>
               </w:rPr>
-              <w:t>HAVE · VERTICAL BROLL — TikTok @financeunfolded</w:t>
+              <w:t>JEFF — clip cut by the room, 10/28</w:t>
             </w:r>
           </w:p>
         </w:tc>
@@ -1738,7 +1804,7 @@
               <w:rPr>
                 <w:sz w:val="19"/>
               </w:rPr>
-              <w:t>1</w:t>
+              <w:t>2</w:t>
             </w:r>
           </w:p>
         </w:tc>
@@ -1751,91 +1817,6 @@
               <w:spacing w:after="40"/>
             </w:pPr>
             <w:hyperlink r:id="rId9">
-              <w:r>
-                <w:rPr>
-                  <w:color w:val="1155CC"/>
-                  <w:u w:val="single"/>
-                </w:rPr>
-                <w:t xml:space="preserve">@financeunfolded — unclaimed-money search</w:t>
-              </w:r>
-            </w:hyperlink>
-          </w:p>
-        </w:tc>
-        <w:tc>
-          <w:tcPr>
-            <w:tcW w:type="dxa" w:w="3096"/>
-          </w:tcPr>
-          <w:p>
-            <w:pPr>
-              <w:spacing w:after="40"/>
-            </w:pPr>
-            <w:r>
-              <w:rPr>
-                <w:sz w:val="19"/>
-              </w:rPr>
-              <w:t>The government's unclaimed-money page, "usually between $0 - $1000", on-screen text over music (per the plan).</w:t>
-            </w:r>
-          </w:p>
-        </w:tc>
-        <w:tc>
-          <w:tcPr>
-            <w:tcW w:type="dxa" w:w="2376"/>
-          </w:tcPr>
-          <w:p>
-            <w:pPr>
-              <w:spacing w:after="40"/>
-            </w:pPr>
-            <w:r>
-              <w:rPr>
-                <w:sz w:val="19"/>
-              </w:rPr>
-              <w:t>—</w:t>
-            </w:r>
-          </w:p>
-        </w:tc>
-        <w:tc>
-          <w:tcPr>
-            <w:tcW w:type="dxa" w:w="1368"/>
-          </w:tcPr>
-          <w:p>
-            <w:pPr>
-              <w:spacing w:after="40"/>
-            </w:pPr>
-            <w:r>
-              <w:rPr>
-                <w:sz w:val="19"/>
-              </w:rPr>
-              <w:t>MANUAL · UNVERIFIED</w:t>
-            </w:r>
-          </w:p>
-        </w:tc>
-      </w:tr>
-      <w:tr>
-        <w:tc>
-          <w:tcPr>
-            <w:tcW w:type="dxa" w:w="432"/>
-          </w:tcPr>
-          <w:p>
-            <w:pPr>
-              <w:spacing w:after="40"/>
-            </w:pPr>
-            <w:r>
-              <w:rPr>
-                <w:sz w:val="19"/>
-              </w:rPr>
-              <w:t>2</w:t>
-            </w:r>
-          </w:p>
-        </w:tc>
-        <w:tc>
-          <w:tcPr>
-            <w:tcW w:type="dxa" w:w="2664"/>
-          </w:tcPr>
-          <w:p>
-            <w:pPr>
-              <w:spacing w:after="40"/>
-            </w:pPr>
-            <w:hyperlink r:id="rId10">
               <w:r>
                 <w:rPr>
                   <w:color w:val="1155CC"/>
@@ -1920,7 +1901,7 @@
             <w:pPr>
               <w:spacing w:after="40"/>
             </w:pPr>
-            <w:hyperlink r:id="rId11">
+            <w:hyperlink r:id="rId10">
               <w:r>
                 <w:rPr>
                   <w:color w:val="1155CC"/>
@@ -2005,7 +1986,7 @@
             <w:pPr>
               <w:spacing w:after="40"/>
             </w:pPr>
-            <w:hyperlink r:id="rId12">
+            <w:hyperlink r:id="rId11">
               <w:r>
                 <w:rPr>
                   <w:color w:val="1155CC"/>
@@ -2090,7 +2071,7 @@
             <w:pPr>
               <w:spacing w:after="40"/>
             </w:pPr>
-            <w:hyperlink r:id="rId13">
+            <w:hyperlink r:id="rId12">
               <w:r>
                 <w:rPr>
                   <w:color w:val="1155CC"/>
@@ -2175,7 +2156,7 @@
             <w:pPr>
               <w:spacing w:after="40"/>
             </w:pPr>
-            <w:hyperlink r:id="rId14">
+            <w:hyperlink r:id="rId13">
               <w:r>
                 <w:rPr>
                   <w:color w:val="1155CC"/>
@@ -2242,7 +2223,7 @@
         <w:rPr>
           <w:i/>
         </w:rPr>
-        <w:t>Row 3: Whisper hears "Everybody gives money away" at 0:29; the plan heard "Nobody". One listen. Row 6: the plan's own outcues didn't match its times; these are re-cut to verified sentence ends. Proposed LEGAL fix: run the last slice to 3:05 "he never received them" so the state's answer airs. Rows 1–2: TikTok refuses requests from here; the plan's in/out (row 2: 0:05–0:12 BUTT 0:52–0:58 BUTT 1:56–2:15) are unchecked.</w:t>
+        <w:t>Row 3: Whisper hears "Everybody gives money away" at 0:29; the plan heard "Nobody". One listen. Row 6: the plan's own outcues didn't match its times; these are re-cut to verified sentence ends. Proposed LEGAL fix: run the last slice to 3:05 "he never received them" so the state's answer airs. Row 2: TikTok refuses requests from here; the plan's in/out (0:05–0:12 BUTT 0:52–0:58 BUTT 1:56–2:15) are unchecked. Row 1's TikTok was cut by the room (10/28).</w:t>
       </w:r>
     </w:p>
     <w:p>
@@ -2404,7 +2385,7 @@
         <w:spacing w:after="40"/>
       </w:pPr>
       <w:r>
-        <w:t>Beat 1: the TikTok's "usually between $0 and $1,000" is the government page's own wording; most finds are small.</w:t>
+        <w:t>Beat 1: most finds are small (the government page says "usually between $0 and $1,000").</w:t>
       </w:r>
     </w:p>
     <w:p>
@@ -2413,7 +2394,7 @@
         <w:spacing w:after="40"/>
       </w:pPr>
       <w:r>
-        <w:t>Beat 6: the Breznocks do get it all back (per the plan, at 2:41 in the clip).</w:t>
+        <w:t>Beat 6: after CBS stepped in he could claim it all; at the time of the report the state had returned $50,000 in cash and the stock was still transferring (clip, 2:32–2:56).</w:t>
       </w:r>
     </w:p>
     <w:p>
@@ -2503,7 +2484,7 @@
         <w:t>Climb:</w:t>
       </w:r>
       <w:r>
-        <w:t xml:space="preserve"> a lawsuit → one shopper who noticed → a whole county that failed → an employee who says they weren't allowed to fix it.</w:t>
+        <w:t xml:space="preserve"> we warned you → a lawsuit → one shopper who noticed → a whole county that failed → an employee who says they weren't allowed to fix it.</w:t>
       </w:r>
     </w:p>
     <w:p>
@@ -2633,6 +2614,88 @@
               <w:rPr>
                 <w:sz w:val="19"/>
               </w:rPr>
+              <w:t>We warned you</w:t>
+            </w:r>
+          </w:p>
+        </w:tc>
+        <w:tc>
+          <w:tcPr>
+            <w:tcW w:type="dxa" w:w="2160"/>
+          </w:tcPr>
+          <w:p>
+            <w:pPr>
+              <w:spacing w:after="40"/>
+            </w:pPr>
+            <w:r>
+              <w:rPr>
+                <w:sz w:val="19"/>
+              </w:rPr>
+              <w:t>Jeff, 10/14 show (Oct 14, 2026)</w:t>
+            </w:r>
+          </w:p>
+        </w:tc>
+        <w:tc>
+          <w:tcPr>
+            <w:tcW w:type="dxa" w:w="4104"/>
+          </w:tcPr>
+          <w:p>
+            <w:pPr>
+              <w:spacing w:after="40"/>
+            </w:pPr>
+            <w:r>
+              <w:rPr>
+                <w:sz w:val="19"/>
+              </w:rPr>
+              <w:t>Jeff's own 10/14 segment on the register charging more than the shelf, cut to its store-neutral lines.</w:t>
+            </w:r>
+          </w:p>
+        </w:tc>
+        <w:tc>
+          <w:tcPr>
+            <w:tcW w:type="dxa" w:w="1584"/>
+          </w:tcPr>
+          <w:p>
+            <w:pPr>
+              <w:spacing w:after="40"/>
+            </w:pPr>
+            <w:r>
+              <w:rPr>
+                <w:sz w:val="19"/>
+              </w:rPr>
+              <w:t>JEFF — ROLL JEFF VIDEO, 10/14 supercut (still to cut)</w:t>
+            </w:r>
+          </w:p>
+        </w:tc>
+      </w:tr>
+      <w:tr>
+        <w:tc>
+          <w:tcPr>
+            <w:tcW w:type="dxa" w:w="432"/>
+          </w:tcPr>
+          <w:p>
+            <w:pPr>
+              <w:spacing w:after="40"/>
+            </w:pPr>
+            <w:r>
+              <w:rPr>
+                <w:sz w:val="19"/>
+              </w:rPr>
+              <w:t>2</w:t>
+            </w:r>
+          </w:p>
+        </w:tc>
+        <w:tc>
+          <w:tcPr>
+            <w:tcW w:type="dxa" w:w="1656"/>
+          </w:tcPr>
+          <w:p>
+            <w:pPr>
+              <w:spacing w:after="40"/>
+            </w:pPr>
+            <w:r>
+              <w:rPr>
+                <w:sz w:val="19"/>
+              </w:rPr>
               <w:t>The lawsuit</w:t>
             </w:r>
           </w:p>
@@ -2699,7 +2762,7 @@
               <w:rPr>
                 <w:sz w:val="19"/>
               </w:rPr>
-              <w:t>2</w:t>
+              <w:t>3</w:t>
             </w:r>
           </w:p>
         </w:tc>
@@ -2731,7 +2794,7 @@
               <w:rPr>
                 <w:sz w:val="19"/>
               </w:rPr>
-              <w:t>Lori Hartline, Oklahoma shopper (Mar 2024)</w:t>
+              <w:t>Lori Hartline, Oklahoma shopper (May 2022; video Mar 2024)</w:t>
             </w:r>
           </w:p>
         </w:tc>
@@ -2747,7 +2810,7 @@
               <w:rPr>
                 <w:sz w:val="19"/>
               </w:rPr>
-              <w:t>Kitty litter tagged $8.95 rang up $10 week after week; her complaint got a $10 gift card.</w:t>
+              <w:t>Kitty litter tagged $8.95 rang up $10 week after week; she wrote to the Oklahoma AG, and Dollar General offered a $10 gift card.</w:t>
             </w:r>
           </w:p>
         </w:tc>
@@ -2763,7 +2826,7 @@
               <w:rPr>
                 <w:sz w:val="19"/>
               </w:rPr>
-              <w:t>HAVE · VERTICAL — TikTok @moreperfectunion</w:t>
+              <w:t>HAVE · HORIZONTAL — More Perfect Union (YouTube; TikTok copy unreachable)</w:t>
             </w:r>
           </w:p>
         </w:tc>
@@ -2781,7 +2844,7 @@
               <w:rPr>
                 <w:sz w:val="19"/>
               </w:rPr>
-              <w:t>3</w:t>
+              <w:t>4</w:t>
             </w:r>
           </w:p>
         </w:tc>
@@ -2863,7 +2926,7 @@
               <w:rPr>
                 <w:sz w:val="19"/>
               </w:rPr>
-              <w:t>4</w:t>
+              <w:t>5</w:t>
             </w:r>
           </w:p>
         </w:tc>
@@ -2945,7 +3008,7 @@
               <w:rPr>
                 <w:sz w:val="19"/>
               </w:rPr>
-              <w:t>5</w:t>
+              <w:t>6</w:t>
             </w:r>
           </w:p>
         </w:tc>
@@ -3128,7 +3191,7 @@
               <w:rPr>
                 <w:sz w:val="19"/>
               </w:rPr>
-              <w:t>1</w:t>
+              <w:t>2</w:t>
             </w:r>
           </w:p>
         </w:tc>
@@ -3140,7 +3203,7 @@
             <w:pPr>
               <w:spacing w:after="40"/>
             </w:pPr>
-            <w:hyperlink r:id="rId15">
+            <w:hyperlink r:id="rId14">
               <w:r>
                 <w:rPr>
                   <w:color w:val="1155CC"/>
@@ -3179,7 +3242,7 @@
               <w:rPr>
                 <w:sz w:val="19"/>
               </w:rPr>
-              <w:t>0:08–1:11 "we will defend this litigation vigorously"</w:t>
+              <w:t>0:08–1:14 "we will defend this litigation vigorously"</w:t>
             </w:r>
           </w:p>
         </w:tc>
@@ -3213,7 +3276,7 @@
               <w:rPr>
                 <w:sz w:val="19"/>
               </w:rPr>
-              <w:t>2</w:t>
+              <w:t>3</w:t>
             </w:r>
           </w:p>
         </w:tc>
@@ -3225,7 +3288,7 @@
             <w:pPr>
               <w:spacing w:after="40"/>
             </w:pPr>
-            <w:hyperlink r:id="rId16">
+            <w:hyperlink r:id="rId15">
               <w:r>
                 <w:rPr>
                   <w:color w:val="1155CC"/>
@@ -3248,7 +3311,7 @@
               <w:rPr>
                 <w:sz w:val="19"/>
               </w:rPr>
-              <w:t>Lori Hartline on the kitty litter and the $10 gift card (per the plan). 8:41.</w:t>
+              <w:t>Lori on the kitty litter ringing up $10, the Ohio lawsuit, the $10 gift card, then "Well, I do." 8:34.</w:t>
             </w:r>
           </w:p>
         </w:tc>
@@ -3264,7 +3327,7 @@
               <w:rPr>
                 <w:sz w:val="19"/>
               </w:rPr>
-              <w:t>—</w:t>
+              <w:t>1:46–2:29 "what the price says on the shelf" BUTT 2:32–2:49 "I know it's just not me" BUTT 3:03–3:25 "it was insulting" BUTT 8:18–8:34 "Well, I do."</w:t>
             </w:r>
           </w:p>
         </w:tc>
@@ -3280,7 +3343,7 @@
               <w:rPr>
                 <w:sz w:val="19"/>
               </w:rPr>
-              <w:t>MANUAL · UNVERIFIED</w:t>
+              <w:t>PICK</w:t>
             </w:r>
           </w:p>
         </w:tc>
@@ -3298,7 +3361,7 @@
               <w:rPr>
                 <w:sz w:val="19"/>
               </w:rPr>
-              <w:t>3</w:t>
+              <w:t>4</w:t>
             </w:r>
           </w:p>
         </w:tc>
@@ -3310,7 +3373,7 @@
             <w:pPr>
               <w:spacing w:after="40"/>
             </w:pPr>
-            <w:hyperlink r:id="rId17">
+            <w:hyperlink r:id="rId16">
               <w:r>
                 <w:rPr>
                   <w:color w:val="1155CC"/>
@@ -3383,7 +3446,7 @@
               <w:rPr>
                 <w:sz w:val="19"/>
               </w:rPr>
-              <w:t>4</w:t>
+              <w:t>5</w:t>
             </w:r>
           </w:p>
         </w:tc>
@@ -3395,7 +3458,7 @@
             <w:pPr>
               <w:spacing w:after="40"/>
             </w:pPr>
-            <w:hyperlink r:id="rId18">
+            <w:hyperlink r:id="rId17">
               <w:r>
                 <w:rPr>
                   <w:color w:val="1155CC"/>
@@ -3462,7 +3525,7 @@
         <w:rPr>
           <w:i/>
         </w:rPr>
-        <w:t>Row 2: TikTok refuses requests from here; the plan's four slices of Lori's own words (1:46–2:29 BUTT 2:31–2:49 BUTT 3:04–3:23 BUTT 8:18–8:34) are unchecked. Row 3: optional, run the out to 2:00 "that to me is like lying", Anderson's own line. Dollar General "hasn't returned our emails" at 2:17, outside the cut. Rows 3–4 are Whisper on the stations' page video; both are news-site links, not YouTube.</w:t>
+        <w:t>Row 1: Jeff's 10/14 video, store-neutral lines only (no Walmart); cut list in SUPERCUT_HANDOFF.md, added 10/28 at the producer's OK. Row 3: the producer supplied the YouTube copy (10/28); the plan's four slices verify on its caption track (human-made), in-points snapped; Lori's words only. The TikTok copy (7350333548567596330) stays as the alternate. Orientation switched to HORIZONTAL to match the YouTube copy; check the frame. Slice 4's speaker isn't labeled in the captions; give it one listen. Row 4: optional, run the out to 2:00 "that to me is like lying", Anderson's own line. Dollar General "hasn't returned our emails" at 2:17, outside the cut. Rows 4–5 are Whisper on the stations' page video; both are news-site links, not YouTube.</w:t>
       </w:r>
     </w:p>
     <w:p>
@@ -3540,7 +3603,7 @@
         <w:spacing w:after="40"/>
       </w:pPr>
       <w:r>
-        <w:t>⚠️ B2 Lori is March 2024: date it on air.</w:t>
+        <w:t>⚠️ B3 Lori's overcharges began May 2022 (video March 2024): date it on air.</w:t>
       </w:r>
     </w:p>
     <w:p>
@@ -3549,7 +3612,16 @@
         <w:spacing w:after="40"/>
       </w:pPr>
       <w:r>
-        <w:t>⚠️ B3 Anderson is October 2022 and B4 Swank is November 2022: date both on air.</w:t>
+        <w:t>⚠️ B4 Anderson is October 2022: date it on air.</w:t>
+      </w:r>
+    </w:p>
+    <w:p>
+      <w:pPr>
+        <w:pStyle w:val="ListBullet"/>
+        <w:spacing w:after="40"/>
+      </w:pPr>
+      <w:r>
+        <w:t>⚠️ B5 Swank is November 2022: date it on air.</w:t>
       </w:r>
     </w:p>
     <w:p>
@@ -3588,7 +3660,7 @@
         <w:spacing w:after="40"/>
       </w:pPr>
       <w:r>
-        <w:t>Beat 1: Dollar General says it will defend the litigation vigorously.</w:t>
+        <w:t>Beat 2: Dollar General says it will defend the litigation vigorously.</w:t>
       </w:r>
     </w:p>
     <w:p>
@@ -3597,7 +3669,7 @@
         <w:spacing w:after="40"/>
       </w:pPr>
       <w:r>
-        <w:t>Beat 3: Family Dollar stores in the same county also failed (13 of 13).</w:t>
+        <w:t>Beat 4: Family Dollar stores in the same county also failed (13 of 13).</w:t>
       </w:r>
     </w:p>
     <w:p>
@@ -3606,7 +3678,7 @@
         <w:spacing w:after="40"/>
       </w:pPr>
       <w:r>
-        <w:t>Beat 5: Walmart paid $45 million to settle claims over weighted-goods pricing and denied wrongdoing; don't call it the same scheme.</w:t>
+        <w:t>Beat 6: Walmart paid $45 million to settle claims over weighted-goods pricing and denied wrongdoing; don't call it the same scheme.</w:t>
       </w:r>
     </w:p>
     <w:p>
@@ -4140,7 +4212,7 @@
             <w:pPr>
               <w:spacing w:after="40"/>
             </w:pPr>
-            <w:hyperlink r:id="rId19">
+            <w:hyperlink r:id="rId18">
               <w:r>
                 <w:rPr>
                   <w:color w:val="1155CC"/>
@@ -4225,7 +4297,7 @@
             <w:pPr>
               <w:spacing w:after="40"/>
             </w:pPr>
-            <w:hyperlink r:id="rId20">
+            <w:hyperlink r:id="rId19">
               <w:r>
                 <w:rPr>
                   <w:color w:val="1155CC"/>
